--- a/policies/build/chapters_v2/MOM/Document/MOM9/SOP_Chemotherapy_Radiopharmaceutical_Handling.docx
+++ b/policies/build/chapters_v2/MOM/Document/MOM9/SOP_Chemotherapy_Radiopharmaceutical_Handling.docx
@@ -384,13 +384,12 @@
           <w:b/>
           <w:i/>
         </w:rPr>
-        <w:t xml:space="preserve">Why this step matters: </w:t>
+        <w:t>Why this step matters: A cytotoxic drug prepared outside a biosafety cabinet, or by someone without hazardous-drug training, is a direct exposure risk to the person preparing it, not just the patient receiving it.</w:t>
       </w:r>
       <w:r>
         <w:rPr>
           <w:i/>
         </w:rPr>
-        <w:t>Skipping or rushing this step is exactly the kind of gap an assessor — or a real medication-safety incident — would eventually surface.</w:t>
       </w:r>
     </w:p>
     <w:p>
@@ -465,13 +464,12 @@
           <w:b/>
           <w:i/>
         </w:rPr>
-        <w:t xml:space="preserve">Why this step matters: </w:t>
+        <w:t>Why this step matters: An unauthorised or unshielded handling of a radioactive agent is a regulatory breach and a radiation-exposure risk at the same time — AERB authorisation and proper shielding are both non-negotiable, not a documentation formality.</w:t>
       </w:r>
       <w:r>
         <w:rPr>
           <w:i/>
         </w:rPr>
-        <w:t>Skipping or rushing this step is exactly the kind of gap an assessor — or a real medication-safety incident — would eventually surface.</w:t>
       </w:r>
     </w:p>
     <w:p>
@@ -522,13 +520,12 @@
           <w:b/>
           <w:i/>
         </w:rPr>
-        <w:t xml:space="preserve">Why this step matters: </w:t>
+        <w:t>Why this step matters: Chemotherapy and radiopharmaceutical waste each carry a different hazard — mixing the two streams turns a containable risk into two uncontained ones.</w:t>
       </w:r>
       <w:r>
         <w:rPr>
           <w:i/>
         </w:rPr>
-        <w:t>Skipping or rushing this step is exactly the kind of gap an assessor — or a real medication-safety incident — would eventually surface.</w:t>
       </w:r>
     </w:p>
     <w:p>
@@ -657,7 +654,7 @@
             <w:color w:val="0563C1"/>
             <w:u w:val="single"/>
           </w:rPr>
-          <w:t>Atomic Energy Regulatory Board, Government of India — Atomic Energy (Radiation Protection) Rules, 2004</w:t>
+          <w:t>Atomic Energy Regulatory Board, Government of India. (2011). Nuclear medicine facilities (Code No. AERB/RF-MED/SC-2, Rev. 2).</w:t>
         </w:r>
       </w:hyperlink>
     </w:p>
